--- a/flow/20230914_vu_template/drafts/2024-08-u/10-СБ-Лаврентія.docx
+++ b/flow/20230914_vu_template/drafts/2024-08-u/10-СБ-Лаврентія.docx
@@ -7411,7 +7411,7 @@
           <w:sz w:val="24"/>
           <w:u w:val="single"/>
         </w:rPr>
-        <w:t>Ви́веди</w:t>
+        <w:t xml:space="preserve">Коли́ Ти, </w:t>
       </w:r>
       <w:r>
         <w:rPr>
@@ -7419,7 +7419,7 @@
           <w:sz w:val="24"/>
           <w:u w:val="single"/>
         </w:rPr>
-        <w:t xml:space="preserve"> з </w:t>
+        <w:t>Го́споди</w:t>
       </w:r>
       <w:r>
         <w:rPr>
@@ -7427,7 +7427,7 @@
           <w:sz w:val="24"/>
           <w:u w:val="single"/>
         </w:rPr>
-        <w:t>в’язни́ці</w:t>
+        <w:t xml:space="preserve">, </w:t>
       </w:r>
       <w:r>
         <w:rPr>
@@ -7435,7 +7435,7 @@
           <w:sz w:val="24"/>
           <w:u w:val="single"/>
         </w:rPr>
-        <w:t xml:space="preserve"> мою́ </w:t>
+        <w:t>зважа́тимеш</w:t>
       </w:r>
       <w:r>
         <w:rPr>
@@ -7443,7 +7443,7 @@
           <w:sz w:val="24"/>
           <w:u w:val="single"/>
         </w:rPr>
-        <w:t>ду́шу</w:t>
+        <w:t xml:space="preserve"> на </w:t>
       </w:r>
       <w:r>
         <w:rPr>
@@ -7451,7 +7451,7 @@
           <w:sz w:val="24"/>
           <w:u w:val="single"/>
         </w:rPr>
-        <w:t xml:space="preserve">,* щоб </w:t>
+        <w:t>беззако́ння</w:t>
       </w:r>
       <w:r>
         <w:rPr>
@@ -7459,7 +7459,7 @@
           <w:sz w:val="24"/>
           <w:u w:val="single"/>
         </w:rPr>
-        <w:t>дя́кувати</w:t>
+        <w:t xml:space="preserve">, то хто </w:t>
       </w:r>
       <w:r>
         <w:rPr>
@@ -7467,7 +7467,7 @@
           <w:sz w:val="24"/>
           <w:u w:val="single"/>
         </w:rPr>
-        <w:t xml:space="preserve"> </w:t>
+        <w:t>всто́їться</w:t>
       </w:r>
       <w:r>
         <w:rPr>
@@ -7475,7 +7475,7 @@
           <w:sz w:val="24"/>
           <w:u w:val="single"/>
         </w:rPr>
-        <w:t>І́мені</w:t>
+        <w:t xml:space="preserve">, Го́споди.* Та в </w:t>
       </w:r>
       <w:r>
         <w:rPr>
@@ -7483,7 +7483,7 @@
           <w:sz w:val="24"/>
           <w:u w:val="single"/>
         </w:rPr>
-        <w:t xml:space="preserve"> </w:t>
+        <w:t>Те́бе</w:t>
       </w:r>
       <w:r>
         <w:rPr>
@@ -7491,7 +7491,15 @@
           <w:sz w:val="24"/>
           <w:u w:val="single"/>
         </w:rPr>
-        <w:t>Твоє́му</w:t>
+        <w:t xml:space="preserve"> є </w:t>
+      </w:r>
+      <w:r>
+        <w:rPr>
+          <w:rFonts w:ascii="Times New Roman" w:hAnsi="Times New Roman"/>
+          <w:sz w:val="24"/>
+          <w:u w:val="single"/>
+        </w:rPr>
+        <w:t>проще́ння</w:t>
       </w:r>
       <w:r>
         <w:rPr>

--- a/flow/20230914_vu_template/drafts/2024-08-u/10-СБ-Лаврентія.docx
+++ b/flow/20230914_vu_template/drafts/2024-08-u/10-СБ-Лаврентія.docx
@@ -70,28 +70,17 @@
         <w:rPr>
           <w:rFonts w:ascii="Times New Roman" w:hAnsi="Times New Roman"/>
           <w:i/>
-          <w:color w:val="FF0000"/>
-          <w:sz w:val="24"/>
-          <w:szCs w:val="24"/>
+          <w:color w:val="FF4400"/>
+          <w:sz w:val="24"/>
         </w:rPr>
         <w:t>Священик:</w:t>
       </w:r>
       <w:r>
         <w:rPr>
           <w:rFonts w:ascii="Times New Roman" w:hAnsi="Times New Roman"/>
-          <w:color w:val="FF0000"/>
-          <w:sz w:val="24"/>
-          <w:szCs w:val="24"/>
-        </w:rPr>
-        <w:t xml:space="preserve"> </w:t>
-      </w:r>
-      <w:r>
-        <w:rPr>
-          <w:rFonts w:ascii="Times New Roman" w:hAnsi="Times New Roman"/>
-          <w:sz w:val="24"/>
-          <w:szCs w:val="24"/>
-        </w:rPr>
-        <w:t>Благословенний Бог наш завжди, нині і повсякчас, і на віки віків.</w:t>
+          <w:sz w:val="24"/>
+        </w:rPr>
+        <w:t xml:space="preserve"> Благословенний Бог наш завжди, нині і повсякчас, і на віки віків.</w:t>
       </w:r>
     </w:p>
     <w:p>
@@ -9128,28 +9117,17 @@
         <w:rPr>
           <w:rFonts w:ascii="Times New Roman" w:hAnsi="Times New Roman"/>
           <w:i/>
-          <w:color w:val="FF0000"/>
-          <w:sz w:val="24"/>
-          <w:szCs w:val="24"/>
+          <w:color w:val="FF4400"/>
+          <w:sz w:val="24"/>
         </w:rPr>
         <w:t>Священик:</w:t>
       </w:r>
       <w:r>
         <w:rPr>
           <w:rFonts w:ascii="Times New Roman" w:hAnsi="Times New Roman"/>
-          <w:color w:val="FF0000"/>
-          <w:sz w:val="24"/>
-          <w:szCs w:val="24"/>
-        </w:rPr>
-        <w:t xml:space="preserve"> </w:t>
-      </w:r>
-      <w:r>
-        <w:rPr>
-          <w:rFonts w:ascii="Times New Roman" w:hAnsi="Times New Roman"/>
-          <w:sz w:val="24"/>
-          <w:szCs w:val="24"/>
-        </w:rPr>
-        <w:t>Мир всім.</w:t>
+          <w:sz w:val="24"/>
+        </w:rPr>
+        <w:t xml:space="preserve"> Мир всім.</w:t>
       </w:r>
     </w:p>
     <w:p>
@@ -10645,15 +10623,42 @@
         <w:rPr>
           <w:rFonts w:ascii="Times New Roman" w:hAnsi="Times New Roman"/>
           <w:i/>
-          <w:color w:val="FF0000"/>
-          <w:sz w:val="24"/>
-          <w:szCs w:val="24"/>
+          <w:color w:val="FF4400"/>
+          <w:sz w:val="24"/>
         </w:rPr>
         <w:t>Священик:</w:t>
       </w:r>
       <w:r>
         <w:rPr>
           <w:rFonts w:ascii="Times New Roman" w:hAnsi="Times New Roman"/>
+          <w:sz w:val="24"/>
+        </w:rPr>
+        <w:t xml:space="preserve"> Бо Ти – Бог милости, ласк і людинолюбности, і Тобі славу віддаємо, Отцю, і Сину, і Святому Духові, нині, і повсякчас, і на віки віків.</w:t>
+      </w:r>
+    </w:p>
+    <w:p>
+      <w:pPr>
+        <w:spacing w:after="120"/>
+        <w:jc w:val="both"/>
+        <w:rPr>
+          <w:rFonts w:ascii="Times New Roman" w:hAnsi="Times New Roman"/>
+          <w:sz w:val="24"/>
+          <w:szCs w:val="24"/>
+        </w:rPr>
+      </w:pPr>
+      <w:r>
+        <w:rPr>
+          <w:rFonts w:ascii="Times New Roman" w:hAnsi="Times New Roman"/>
+          <w:i/>
+          <w:color w:val="FF0000"/>
+          <w:sz w:val="24"/>
+          <w:szCs w:val="24"/>
+        </w:rPr>
+        <w:t>Вірні:</w:t>
+      </w:r>
+      <w:r>
+        <w:rPr>
+          <w:rFonts w:ascii="Times New Roman" w:hAnsi="Times New Roman"/>
           <w:color w:val="FF0000"/>
           <w:sz w:val="24"/>
           <w:szCs w:val="24"/>
@@ -10663,11 +10668,37 @@
       <w:r>
         <w:rPr>
           <w:rFonts w:ascii="Times New Roman" w:hAnsi="Times New Roman"/>
-          <w:color w:val="000000"/>
-          <w:sz w:val="24"/>
-          <w:szCs w:val="24"/>
-        </w:rPr>
-        <w:t>Бо Ти – Бог милости, ласк і людинолюбности, і Тобі славу віддаємо, Отцю, і Сину, і Святому Духові, нині, і повсякчас, і на віки віків.</w:t>
+          <w:sz w:val="24"/>
+          <w:szCs w:val="24"/>
+        </w:rPr>
+        <w:t>Амінь.</w:t>
+      </w:r>
+    </w:p>
+    <w:p>
+      <w:pPr>
+        <w:spacing w:after="120"/>
+        <w:jc w:val="both"/>
+        <w:rPr>
+          <w:rFonts w:ascii="Times New Roman" w:hAnsi="Times New Roman"/>
+          <w:sz w:val="24"/>
+          <w:szCs w:val="24"/>
+        </w:rPr>
+      </w:pPr>
+      <w:r>
+        <w:rPr>
+          <w:rFonts w:ascii="Times New Roman" w:hAnsi="Times New Roman"/>
+          <w:i/>
+          <w:color w:val="FF4400"/>
+          <w:sz w:val="24"/>
+        </w:rPr>
+        <w:t>Священик:</w:t>
+      </w:r>
+      <w:r>
+        <w:rPr>
+          <w:rFonts w:ascii="Times New Roman" w:hAnsi="Times New Roman"/>
+          <w:sz w:val="24"/>
+        </w:rPr>
+        <w:t xml:space="preserve"> Мир всім.</w:t>
       </w:r>
     </w:p>
     <w:p>
@@ -10705,218 +10736,133 @@
           <w:sz w:val="24"/>
           <w:szCs w:val="24"/>
         </w:rPr>
-        <w:t>Амінь.</w:t>
-      </w:r>
-    </w:p>
-    <w:p>
-      <w:pPr>
-        <w:spacing w:after="120"/>
-        <w:jc w:val="both"/>
-        <w:rPr>
-          <w:rFonts w:ascii="Times New Roman" w:hAnsi="Times New Roman"/>
-          <w:sz w:val="24"/>
-          <w:szCs w:val="24"/>
-        </w:rPr>
-      </w:pPr>
-      <w:r>
-        <w:rPr>
-          <w:rFonts w:ascii="Times New Roman" w:hAnsi="Times New Roman"/>
-          <w:i/>
-          <w:color w:val="FF0000"/>
-          <w:sz w:val="24"/>
-          <w:szCs w:val="24"/>
+        <w:t>І духові твоєму.</w:t>
+      </w:r>
+    </w:p>
+    <w:p>
+      <w:pPr>
+        <w:spacing w:after="120"/>
+        <w:jc w:val="both"/>
+        <w:rPr>
+          <w:rFonts w:ascii="Times New Roman" w:hAnsi="Times New Roman"/>
+          <w:sz w:val="24"/>
+          <w:szCs w:val="24"/>
+        </w:rPr>
+      </w:pPr>
+      <w:r>
+        <w:rPr>
+          <w:rFonts w:ascii="Times New Roman" w:hAnsi="Times New Roman"/>
+          <w:sz w:val="24"/>
+          <w:szCs w:val="24"/>
+        </w:rPr>
+        <w:t>Голови ваші перед Господом схиліть.</w:t>
+      </w:r>
+    </w:p>
+    <w:p>
+      <w:pPr>
+        <w:spacing w:after="120"/>
+        <w:jc w:val="both"/>
+        <w:rPr>
+          <w:rFonts w:ascii="Times New Roman" w:hAnsi="Times New Roman"/>
+          <w:sz w:val="24"/>
+          <w:szCs w:val="24"/>
+        </w:rPr>
+      </w:pPr>
+      <w:r>
+        <w:rPr>
+          <w:rFonts w:ascii="Times New Roman" w:hAnsi="Times New Roman"/>
+          <w:i/>
+          <w:color w:val="FF0000"/>
+          <w:sz w:val="24"/>
+          <w:szCs w:val="24"/>
+        </w:rPr>
+        <w:t>Вірні:</w:t>
+      </w:r>
+      <w:r>
+        <w:rPr>
+          <w:rFonts w:ascii="Times New Roman" w:hAnsi="Times New Roman"/>
+          <w:color w:val="FF0000"/>
+          <w:sz w:val="24"/>
+          <w:szCs w:val="24"/>
+        </w:rPr>
+        <w:t xml:space="preserve"> </w:t>
+      </w:r>
+      <w:r>
+        <w:rPr>
+          <w:rFonts w:ascii="Times New Roman" w:hAnsi="Times New Roman"/>
+          <w:sz w:val="24"/>
+          <w:szCs w:val="24"/>
+        </w:rPr>
+        <w:t>Тобі, Господи.</w:t>
+      </w:r>
+    </w:p>
+    <w:p>
+      <w:pPr>
+        <w:spacing w:after="120"/>
+        <w:jc w:val="both"/>
+        <w:rPr>
+          <w:rFonts w:ascii="Times New Roman" w:hAnsi="Times New Roman"/>
+          <w:sz w:val="24"/>
+          <w:szCs w:val="24"/>
+        </w:rPr>
+      </w:pPr>
+      <w:r>
+        <w:rPr>
+          <w:rFonts w:ascii="Times New Roman" w:hAnsi="Times New Roman"/>
+          <w:i/>
+          <w:color w:val="FF0000"/>
+          <w:sz w:val="24"/>
+          <w:szCs w:val="24"/>
+        </w:rPr>
+        <w:t>Свяще</w:t>
+      </w:r>
+      <w:r>
+        <w:rPr>
+          <w:rFonts w:ascii="Times New Roman" w:hAnsi="Times New Roman"/>
+          <w:i/>
+          <w:color w:val="FF0000"/>
+          <w:sz w:val="24"/>
+          <w:szCs w:val="24"/>
+        </w:rPr>
+        <w:t>ник читає молитву:</w:t>
+      </w:r>
+      <w:r>
+        <w:rPr>
+          <w:rFonts w:ascii="Times New Roman" w:hAnsi="Times New Roman"/>
+          <w:sz w:val="24"/>
+          <w:szCs w:val="24"/>
+        </w:rPr>
+        <w:t xml:space="preserve"> Господи, Боже наш, що прихилив небо і зійшов на спасіння людського роду! Зглянься на слуг твоїх і на спадкоємство твоє, бо перед тобою, страшним і людинолюбним Суддею, слуги твої схилили свої голови і зігнули свої шиї, не від людей очіку</w:t>
+      </w:r>
+      <w:r>
+        <w:rPr>
+          <w:rFonts w:ascii="Times New Roman" w:hAnsi="Times New Roman"/>
+          <w:sz w:val="24"/>
+          <w:szCs w:val="24"/>
+        </w:rPr>
+        <w:t>ючи допомоги, але на твою надіючись милість і твого очікуючи спасіння; тож оберігай їх повсякчасно, і в цей вечір, і в прийдешню ніч збережи від усякого ворога, і від будь-якого зазіхання диявольського, і від думок марних, і спогадів лукавих.</w:t>
+      </w:r>
+    </w:p>
+    <w:p>
+      <w:pPr>
+        <w:pStyle w:val="a"/>
+        <w:spacing w:after="120"/>
+      </w:pPr>
+      <w:r>
+        <w:rPr>
+          <w:rFonts w:ascii="Times New Roman" w:hAnsi="Times New Roman"/>
+          <w:i/>
+          <w:color w:val="FF4400"/>
+          <w:sz w:val="24"/>
         </w:rPr>
         <w:t>Священик:</w:t>
       </w:r>
       <w:r>
         <w:rPr>
           <w:rFonts w:ascii="Times New Roman" w:hAnsi="Times New Roman"/>
-          <w:color w:val="FF0000"/>
-          <w:sz w:val="24"/>
-          <w:szCs w:val="24"/>
-        </w:rPr>
-        <w:t xml:space="preserve"> </w:t>
-      </w:r>
-      <w:r>
-        <w:rPr>
-          <w:rFonts w:ascii="Times New Roman" w:hAnsi="Times New Roman"/>
-          <w:sz w:val="24"/>
-          <w:szCs w:val="24"/>
-        </w:rPr>
-        <w:t>Мир всім.</w:t>
-      </w:r>
-    </w:p>
-    <w:p>
-      <w:pPr>
-        <w:spacing w:after="120"/>
-        <w:jc w:val="both"/>
-        <w:rPr>
-          <w:rFonts w:ascii="Times New Roman" w:hAnsi="Times New Roman"/>
-          <w:sz w:val="24"/>
-          <w:szCs w:val="24"/>
-        </w:rPr>
-      </w:pPr>
-      <w:r>
-        <w:rPr>
-          <w:rFonts w:ascii="Times New Roman" w:hAnsi="Times New Roman"/>
-          <w:i/>
-          <w:color w:val="FF0000"/>
-          <w:sz w:val="24"/>
-          <w:szCs w:val="24"/>
-        </w:rPr>
-        <w:t>Вірні:</w:t>
-      </w:r>
-      <w:r>
-        <w:rPr>
-          <w:rFonts w:ascii="Times New Roman" w:hAnsi="Times New Roman"/>
-          <w:color w:val="FF0000"/>
-          <w:sz w:val="24"/>
-          <w:szCs w:val="24"/>
-        </w:rPr>
-        <w:t xml:space="preserve"> </w:t>
-      </w:r>
-      <w:r>
-        <w:rPr>
-          <w:rFonts w:ascii="Times New Roman" w:hAnsi="Times New Roman"/>
-          <w:sz w:val="24"/>
-          <w:szCs w:val="24"/>
-        </w:rPr>
-        <w:t>І духові твоєму.</w:t>
-      </w:r>
-    </w:p>
-    <w:p>
-      <w:pPr>
-        <w:spacing w:after="120"/>
-        <w:jc w:val="both"/>
-        <w:rPr>
-          <w:rFonts w:ascii="Times New Roman" w:hAnsi="Times New Roman"/>
-          <w:sz w:val="24"/>
-          <w:szCs w:val="24"/>
-        </w:rPr>
-      </w:pPr>
-      <w:r>
-        <w:rPr>
-          <w:rFonts w:ascii="Times New Roman" w:hAnsi="Times New Roman"/>
-          <w:sz w:val="24"/>
-          <w:szCs w:val="24"/>
-        </w:rPr>
-        <w:t>Голови ваші перед Господом схиліть.</w:t>
-      </w:r>
-    </w:p>
-    <w:p>
-      <w:pPr>
-        <w:spacing w:after="120"/>
-        <w:jc w:val="both"/>
-        <w:rPr>
-          <w:rFonts w:ascii="Times New Roman" w:hAnsi="Times New Roman"/>
-          <w:sz w:val="24"/>
-          <w:szCs w:val="24"/>
-        </w:rPr>
-      </w:pPr>
-      <w:r>
-        <w:rPr>
-          <w:rFonts w:ascii="Times New Roman" w:hAnsi="Times New Roman"/>
-          <w:i/>
-          <w:color w:val="FF0000"/>
-          <w:sz w:val="24"/>
-          <w:szCs w:val="24"/>
-        </w:rPr>
-        <w:t>Вірні:</w:t>
-      </w:r>
-      <w:r>
-        <w:rPr>
-          <w:rFonts w:ascii="Times New Roman" w:hAnsi="Times New Roman"/>
-          <w:color w:val="FF0000"/>
-          <w:sz w:val="24"/>
-          <w:szCs w:val="24"/>
-        </w:rPr>
-        <w:t xml:space="preserve"> </w:t>
-      </w:r>
-      <w:r>
-        <w:rPr>
-          <w:rFonts w:ascii="Times New Roman" w:hAnsi="Times New Roman"/>
-          <w:sz w:val="24"/>
-          <w:szCs w:val="24"/>
-        </w:rPr>
-        <w:t>Тобі, Господи.</w:t>
-      </w:r>
-    </w:p>
-    <w:p>
-      <w:pPr>
-        <w:spacing w:after="120"/>
-        <w:jc w:val="both"/>
-        <w:rPr>
-          <w:rFonts w:ascii="Times New Roman" w:hAnsi="Times New Roman"/>
-          <w:sz w:val="24"/>
-          <w:szCs w:val="24"/>
-        </w:rPr>
-      </w:pPr>
-      <w:r>
-        <w:rPr>
-          <w:rFonts w:ascii="Times New Roman" w:hAnsi="Times New Roman"/>
-          <w:i/>
-          <w:color w:val="FF0000"/>
-          <w:sz w:val="24"/>
-          <w:szCs w:val="24"/>
-        </w:rPr>
-        <w:t>Свяще</w:t>
-      </w:r>
-      <w:r>
-        <w:rPr>
-          <w:rFonts w:ascii="Times New Roman" w:hAnsi="Times New Roman"/>
-          <w:i/>
-          <w:color w:val="FF0000"/>
-          <w:sz w:val="24"/>
-          <w:szCs w:val="24"/>
-        </w:rPr>
-        <w:t>ник читає молитву:</w:t>
-      </w:r>
-      <w:r>
-        <w:rPr>
-          <w:rFonts w:ascii="Times New Roman" w:hAnsi="Times New Roman"/>
-          <w:sz w:val="24"/>
-          <w:szCs w:val="24"/>
-        </w:rPr>
-        <w:t xml:space="preserve"> Господи, Боже наш, що прихилив небо і зійшов на спасіння людського роду! Зглянься на слуг твоїх і на спадкоємство твоє, бо перед тобою, страшним і людинолюбним Суддею, слуги твої схилили свої голови і зігнули свої шиї, не від людей очіку</w:t>
-      </w:r>
-      <w:r>
-        <w:rPr>
-          <w:rFonts w:ascii="Times New Roman" w:hAnsi="Times New Roman"/>
-          <w:sz w:val="24"/>
-          <w:szCs w:val="24"/>
-        </w:rPr>
-        <w:t>ючи допомоги, але на твою надіючись милість і твого очікуючи спасіння; тож оберігай їх повсякчасно, і в цей вечір, і в прийдешню ніч збережи від усякого ворога, і від будь-якого зазіхання диявольського, і від думок марних, і спогадів лукавих.</w:t>
-      </w:r>
-    </w:p>
-    <w:p>
-      <w:pPr>
-        <w:pStyle w:val="a"/>
-        <w:spacing w:after="120"/>
-      </w:pPr>
-      <w:r>
-        <w:rPr>
-          <w:rFonts w:ascii="Times New Roman" w:hAnsi="Times New Roman"/>
-          <w:i/>
-          <w:color w:val="FF0000"/>
-          <w:sz w:val="24"/>
-        </w:rPr>
-        <w:t>Священик:</w:t>
-      </w:r>
-      <w:r>
-        <w:rPr>
-          <w:rFonts w:ascii="Times New Roman" w:hAnsi="Times New Roman"/>
-          <w:color w:val="FF0000"/>
-          <w:sz w:val="24"/>
-        </w:rPr>
-        <w:t xml:space="preserve"> </w:t>
-      </w:r>
-      <w:r>
-        <w:rPr>
-          <w:rFonts w:ascii="Times New Roman" w:hAnsi="Times New Roman"/>
-          <w:color w:val="000000"/>
-          <w:sz w:val="24"/>
-        </w:rPr>
-        <w:t>Нехай буде влада царства Твого благословенна і дуже прославлена: Отця, і Сина, і Святого Духа, нині і повсякчас, і на віки віків.</w:t>
+          <w:sz w:val="24"/>
+        </w:rPr>
+        <w:t xml:space="preserve"> Нехай буде влада царства Твого благословенна і дуже прославлена: Отця, і Сина, і Святого Духа, нині і повсякчас, і на віки віків.</w:t>
       </w:r>
     </w:p>
     <w:p>
@@ -12398,15 +12344,42 @@
         <w:rPr>
           <w:rFonts w:ascii="Times New Roman" w:hAnsi="Times New Roman"/>
           <w:i/>
-          <w:color w:val="FF0000"/>
-          <w:sz w:val="24"/>
-          <w:szCs w:val="24"/>
+          <w:color w:val="FF4400"/>
+          <w:sz w:val="24"/>
         </w:rPr>
         <w:t>Священик:</w:t>
       </w:r>
       <w:r>
         <w:rPr>
           <w:rFonts w:ascii="Times New Roman" w:hAnsi="Times New Roman"/>
+          <w:sz w:val="24"/>
+        </w:rPr>
+        <w:t xml:space="preserve"> Слава тобі, Христе Боже, надіє наша, слава тобі!</w:t>
+      </w:r>
+    </w:p>
+    <w:p>
+      <w:pPr>
+        <w:spacing w:after="120"/>
+        <w:jc w:val="both"/>
+        <w:rPr>
+          <w:rFonts w:ascii="Times New Roman" w:hAnsi="Times New Roman"/>
+          <w:sz w:val="24"/>
+          <w:szCs w:val="24"/>
+        </w:rPr>
+      </w:pPr>
+      <w:r>
+        <w:rPr>
+          <w:rFonts w:ascii="Times New Roman" w:hAnsi="Times New Roman"/>
+          <w:i/>
+          <w:color w:val="FF0000"/>
+          <w:sz w:val="24"/>
+          <w:szCs w:val="24"/>
+        </w:rPr>
+        <w:t>Вірні:</w:t>
+      </w:r>
+      <w:r>
+        <w:rPr>
+          <w:rFonts w:ascii="Times New Roman" w:hAnsi="Times New Roman"/>
           <w:color w:val="FF0000"/>
           <w:sz w:val="24"/>
           <w:szCs w:val="24"/>
@@ -12419,44 +12392,6 @@
           <w:sz w:val="24"/>
           <w:szCs w:val="24"/>
         </w:rPr>
-        <w:t>Слава тобі, Христе Боже, надіє наша, слава тобі!</w:t>
-      </w:r>
-    </w:p>
-    <w:p>
-      <w:pPr>
-        <w:spacing w:after="120"/>
-        <w:jc w:val="both"/>
-        <w:rPr>
-          <w:rFonts w:ascii="Times New Roman" w:hAnsi="Times New Roman"/>
-          <w:sz w:val="24"/>
-          <w:szCs w:val="24"/>
-        </w:rPr>
-      </w:pPr>
-      <w:r>
-        <w:rPr>
-          <w:rFonts w:ascii="Times New Roman" w:hAnsi="Times New Roman"/>
-          <w:i/>
-          <w:color w:val="FF0000"/>
-          <w:sz w:val="24"/>
-          <w:szCs w:val="24"/>
-        </w:rPr>
-        <w:t>Вірні:</w:t>
-      </w:r>
-      <w:r>
-        <w:rPr>
-          <w:rFonts w:ascii="Times New Roman" w:hAnsi="Times New Roman"/>
-          <w:color w:val="FF0000"/>
-          <w:sz w:val="24"/>
-          <w:szCs w:val="24"/>
-        </w:rPr>
-        <w:t xml:space="preserve"> </w:t>
-      </w:r>
-      <w:r>
-        <w:rPr>
-          <w:rFonts w:ascii="Times New Roman" w:hAnsi="Times New Roman"/>
-          <w:sz w:val="24"/>
-          <w:szCs w:val="24"/>
-        </w:rPr>
         <w:t xml:space="preserve">Слава Отцю і Сину, і Святому Духові, і нині і повсякчас, і на віки віків. Амінь. Господи, помилуй </w:t>
       </w:r>
       <w:r>
@@ -12488,22 +12423,12 @@
       </w:r>
     </w:p>
     <w:p>
-      <w:pPr>
-        <w:spacing w:after="120"/>
-        <w:jc w:val="both"/>
-        <w:rPr>
-          <w:rFonts w:ascii="Times New Roman" w:hAnsi="Times New Roman"/>
-          <w:sz w:val="24"/>
-          <w:szCs w:val="24"/>
-        </w:rPr>
-      </w:pPr>
-      <w:r>
-        <w:rPr>
-          <w:rFonts w:ascii="Times New Roman" w:hAnsi="Times New Roman"/>
-          <w:i/>
-          <w:color w:val="FF0000"/>
-          <w:sz w:val="24"/>
-          <w:szCs w:val="24"/>
+      <w:r>
+        <w:rPr>
+          <w:rFonts w:ascii="Times New Roman" w:hAnsi="Times New Roman"/>
+          <w:i/>
+          <w:color w:val="FF4400"/>
+          <w:sz w:val="24"/>
         </w:rPr>
         <w:t>Священик:</w:t>
       </w:r>
@@ -12511,52 +12436,8 @@
         <w:rPr>
           <w:rFonts w:ascii="Times New Roman" w:hAnsi="Times New Roman"/>
           <w:sz w:val="24"/>
-          <w:szCs w:val="24"/>
-        </w:rPr>
-        <w:t xml:space="preserve"> Христос, істинний Бог наш, що на горі Таворській у славі преобразився перед своїми учнями й апостолами, спасення нашого ради, мо</w:t>
-      </w:r>
-      <w:r>
-        <w:rPr>
-          <w:rFonts w:ascii="Times New Roman" w:hAnsi="Times New Roman"/>
-          <w:sz w:val="24"/>
-          <w:szCs w:val="24"/>
-        </w:rPr>
-        <w:t xml:space="preserve">литвами пречистої своєї Матері, святих, славних і всехвальних апостолів, і святого </w:t>
-      </w:r>
-      <w:r>
-        <w:rPr>
-          <w:rFonts w:ascii="Times New Roman" w:hAnsi="Times New Roman"/>
-          <w:i/>
-          <w:color w:val="FF0000"/>
-          <w:sz w:val="24"/>
-          <w:szCs w:val="24"/>
-        </w:rPr>
-        <w:t>(ім'я, якого є храм)</w:t>
-      </w:r>
-      <w:r>
-        <w:rPr>
-          <w:rFonts w:ascii="Times New Roman" w:hAnsi="Times New Roman"/>
-          <w:sz w:val="24"/>
-          <w:szCs w:val="24"/>
-        </w:rPr>
-        <w:t>, і святого мученика й архидиякона Лаврентія</w:t>
-      </w:r>
-      <w:r>
-        <w:rPr>
-          <w:rFonts w:ascii="Times New Roman" w:hAnsi="Times New Roman"/>
-          <w:color w:val="000000"/>
-          <w:sz w:val="24"/>
-          <w:szCs w:val="24"/>
-        </w:rPr>
-        <w:t>,</w:t>
-      </w:r>
-      <w:r>
-        <w:rPr>
-          <w:rFonts w:ascii="Times New Roman" w:hAnsi="Times New Roman"/>
-          <w:sz w:val="24"/>
-          <w:szCs w:val="24"/>
-        </w:rPr>
-        <w:t xml:space="preserve"> і всіх святих, помилує і спасе нас, як благий і людинолюбний.</w:t>
+        </w:rPr>
+        <w:t xml:space="preserve"> Христос, істинний Бог наш, що на горі Таворській у славі переобразився перед святими Своїми учнями й апостолами, святого мученика й архидиякона Лаврентія і всіх святих - помилує і спасе нас як благий і людинолюбний.</w:t>
       </w:r>
     </w:p>
     <w:p>
@@ -12721,38 +12602,17 @@
         <w:rPr>
           <w:rFonts w:ascii="Times New Roman" w:hAnsi="Times New Roman"/>
           <w:i/>
-          <w:color w:val="FF0000"/>
-          <w:sz w:val="24"/>
-          <w:szCs w:val="24"/>
-        </w:rPr>
-        <w:t>Священи</w:t>
-      </w:r>
-      <w:r>
-        <w:rPr>
-          <w:rFonts w:ascii="Times New Roman" w:hAnsi="Times New Roman"/>
-          <w:i/>
-          <w:color w:val="FF0000"/>
-          <w:sz w:val="24"/>
-          <w:szCs w:val="24"/>
-        </w:rPr>
-        <w:t>к</w:t>
-      </w:r>
-      <w:r>
-        <w:rPr>
-          <w:rFonts w:ascii="Times New Roman" w:hAnsi="Times New Roman"/>
-          <w:color w:val="FF0000"/>
-          <w:sz w:val="24"/>
-          <w:szCs w:val="24"/>
-        </w:rPr>
-        <w:t xml:space="preserve">: </w:t>
-      </w:r>
-      <w:r>
-        <w:rPr>
-          <w:rFonts w:ascii="Times New Roman" w:hAnsi="Times New Roman"/>
-          <w:sz w:val="24"/>
-          <w:szCs w:val="24"/>
-        </w:rPr>
-        <w:t>Слава святій, одноістотній, животворящій і нероздільній Тройці, завжди, нині і повсякчас, і на віки віків.</w:t>
+          <w:color w:val="FF4400"/>
+          <w:sz w:val="24"/>
+        </w:rPr>
+        <w:t>Священик:</w:t>
+      </w:r>
+      <w:r>
+        <w:rPr>
+          <w:rFonts w:ascii="Times New Roman" w:hAnsi="Times New Roman"/>
+          <w:sz w:val="24"/>
+        </w:rPr>
+        <w:t xml:space="preserve"> Слава святій, одноістотній, животворящій і нероздільній Тройці, завжди, нині і повсякчас, і на віки віків.</w:t>
       </w:r>
     </w:p>
     <w:p>
@@ -22230,28 +22090,17 @@
         <w:rPr>
           <w:rFonts w:ascii="Times New Roman" w:hAnsi="Times New Roman"/>
           <w:i/>
-          <w:color w:val="FF0000"/>
-          <w:sz w:val="24"/>
-          <w:szCs w:val="24"/>
-        </w:rPr>
-        <w:t>Священик: </w:t>
-      </w:r>
-      <w:r>
-        <w:rPr>
-          <w:rFonts w:ascii="Times New Roman" w:hAnsi="Times New Roman"/>
-          <w:color w:val="000000"/>
-          <w:sz w:val="24"/>
-          <w:szCs w:val="24"/>
-        </w:rPr>
-        <w:t>Бо Тебе хвалять усі сили небесні і Тобі славу возсилаємо: Отцю, і Сину, і Святому Духові</w:t>
-      </w:r>
-      <w:r>
-        <w:rPr>
-          <w:rFonts w:ascii="Times New Roman" w:hAnsi="Times New Roman"/>
-          <w:sz w:val="24"/>
-          <w:szCs w:val="24"/>
-        </w:rPr>
-        <w:t>, нині і повсякчас, і на віки віків.</w:t>
+          <w:color w:val="FF4400"/>
+          <w:sz w:val="24"/>
+        </w:rPr>
+        <w:t>Священик:</w:t>
+      </w:r>
+      <w:r>
+        <w:rPr>
+          <w:rFonts w:ascii="Times New Roman" w:hAnsi="Times New Roman"/>
+          <w:sz w:val="24"/>
+        </w:rPr>
+        <w:t xml:space="preserve"> Бо Тебе хвалять усі сили небесні і Тобі славу возсилаємо: Отцю, і Сину, і Святому Духові, нині і повсякчас, і на віки віків.</w:t>
       </w:r>
     </w:p>
     <w:p>
@@ -23133,9 +22982,8 @@
         <w:rPr>
           <w:rFonts w:ascii="Times New Roman" w:hAnsi="Times New Roman"/>
           <w:i/>
-          <w:color w:val="FF0000"/>
-          <w:sz w:val="24"/>
-          <w:szCs w:val="24"/>
+          <w:color w:val="FF4400"/>
+          <w:sz w:val="24"/>
         </w:rPr>
         <w:t>Священик:</w:t>
       </w:r>
@@ -23143,7 +22991,6 @@
         <w:rPr>
           <w:rFonts w:ascii="Times New Roman" w:hAnsi="Times New Roman"/>
           <w:sz w:val="24"/>
-          <w:szCs w:val="24"/>
         </w:rPr>
         <w:t xml:space="preserve"> Слава тобі, що Світло нам показав!</w:t>
       </w:r>
@@ -24165,15 +24012,42 @@
         <w:rPr>
           <w:rFonts w:ascii="Times New Roman" w:hAnsi="Times New Roman"/>
           <w:i/>
-          <w:color w:val="FF0000"/>
-          <w:sz w:val="24"/>
-          <w:szCs w:val="24"/>
+          <w:color w:val="FF4400"/>
+          <w:sz w:val="24"/>
         </w:rPr>
         <w:t>Священик:</w:t>
       </w:r>
       <w:r>
         <w:rPr>
           <w:rFonts w:ascii="Times New Roman" w:hAnsi="Times New Roman"/>
+          <w:sz w:val="24"/>
+        </w:rPr>
+        <w:t xml:space="preserve"> Бо Ти – Бог милости, ласк і людинолюбности, і Тобі славу віддаємо, Отцю, і Сину, і Святому Духові, нині, і повсякчас, і на віки віків.</w:t>
+      </w:r>
+    </w:p>
+    <w:p>
+      <w:pPr>
+        <w:spacing w:after="120"/>
+        <w:jc w:val="both"/>
+        <w:rPr>
+          <w:rFonts w:ascii="Times New Roman" w:hAnsi="Times New Roman"/>
+          <w:sz w:val="24"/>
+          <w:szCs w:val="24"/>
+        </w:rPr>
+      </w:pPr>
+      <w:r>
+        <w:rPr>
+          <w:rFonts w:ascii="Times New Roman" w:hAnsi="Times New Roman"/>
+          <w:i/>
+          <w:color w:val="FF0000"/>
+          <w:sz w:val="24"/>
+          <w:szCs w:val="24"/>
+        </w:rPr>
+        <w:t>Вірні:</w:t>
+      </w:r>
+      <w:r>
+        <w:rPr>
+          <w:rFonts w:ascii="Times New Roman" w:hAnsi="Times New Roman"/>
           <w:color w:val="FF0000"/>
           <w:sz w:val="24"/>
           <w:szCs w:val="24"/>
@@ -24183,54 +24057,6 @@
       <w:r>
         <w:rPr>
           <w:rFonts w:ascii="Times New Roman" w:hAnsi="Times New Roman"/>
-          <w:color w:val="000000"/>
-          <w:sz w:val="24"/>
-          <w:szCs w:val="24"/>
-        </w:rPr>
-        <w:t>Бо Ти – Бог милости, ласк і людинолюбности, і Тобі славу віддаємо, Отцю, і Сину, і Святому Духові, ни</w:t>
-      </w:r>
-      <w:r>
-        <w:rPr>
-          <w:rFonts w:ascii="Times New Roman" w:hAnsi="Times New Roman"/>
-          <w:color w:val="000000"/>
-          <w:sz w:val="24"/>
-          <w:szCs w:val="24"/>
-        </w:rPr>
-        <w:t>ні, і повсякчас, і на віки віків.</w:t>
-      </w:r>
-    </w:p>
-    <w:p>
-      <w:pPr>
-        <w:spacing w:after="120"/>
-        <w:jc w:val="both"/>
-        <w:rPr>
-          <w:rFonts w:ascii="Times New Roman" w:hAnsi="Times New Roman"/>
-          <w:sz w:val="24"/>
-          <w:szCs w:val="24"/>
-        </w:rPr>
-      </w:pPr>
-      <w:r>
-        <w:rPr>
-          <w:rFonts w:ascii="Times New Roman" w:hAnsi="Times New Roman"/>
-          <w:i/>
-          <w:color w:val="FF0000"/>
-          <w:sz w:val="24"/>
-          <w:szCs w:val="24"/>
-        </w:rPr>
-        <w:t>Вірні:</w:t>
-      </w:r>
-      <w:r>
-        <w:rPr>
-          <w:rFonts w:ascii="Times New Roman" w:hAnsi="Times New Roman"/>
-          <w:color w:val="FF0000"/>
-          <w:sz w:val="24"/>
-          <w:szCs w:val="24"/>
-        </w:rPr>
-        <w:t xml:space="preserve"> </w:t>
-      </w:r>
-      <w:r>
-        <w:rPr>
-          <w:rFonts w:ascii="Times New Roman" w:hAnsi="Times New Roman"/>
           <w:sz w:val="24"/>
           <w:szCs w:val="24"/>
         </w:rPr>
@@ -24251,9 +24077,8 @@
         <w:rPr>
           <w:rFonts w:ascii="Times New Roman" w:hAnsi="Times New Roman"/>
           <w:i/>
-          <w:color w:val="FF0000"/>
-          <w:sz w:val="24"/>
-          <w:szCs w:val="24"/>
+          <w:color w:val="FF4400"/>
+          <w:sz w:val="24"/>
         </w:rPr>
         <w:t>Священик:</w:t>
       </w:r>
@@ -24261,7 +24086,6 @@
         <w:rPr>
           <w:rFonts w:ascii="Times New Roman" w:hAnsi="Times New Roman"/>
           <w:sz w:val="24"/>
-          <w:szCs w:val="24"/>
         </w:rPr>
         <w:t xml:space="preserve"> Мир всім.</w:t>
       </w:r>
@@ -25694,15 +25518,42 @@
         <w:rPr>
           <w:rFonts w:ascii="Times New Roman" w:hAnsi="Times New Roman"/>
           <w:i/>
-          <w:color w:val="FF0000"/>
-          <w:sz w:val="24"/>
-          <w:szCs w:val="24"/>
+          <w:color w:val="FF4400"/>
+          <w:sz w:val="24"/>
         </w:rPr>
         <w:t>Священик:</w:t>
       </w:r>
       <w:r>
         <w:rPr>
           <w:rFonts w:ascii="Times New Roman" w:hAnsi="Times New Roman"/>
+          <w:sz w:val="24"/>
+        </w:rPr>
+        <w:t xml:space="preserve"> Слава тобі, Христе Боже, надіє наша, слава тобі!</w:t>
+      </w:r>
+    </w:p>
+    <w:p>
+      <w:pPr>
+        <w:spacing w:after="120"/>
+        <w:jc w:val="both"/>
+        <w:rPr>
+          <w:rFonts w:ascii="Times New Roman" w:hAnsi="Times New Roman"/>
+          <w:sz w:val="24"/>
+          <w:szCs w:val="24"/>
+        </w:rPr>
+      </w:pPr>
+      <w:r>
+        <w:rPr>
+          <w:rFonts w:ascii="Times New Roman" w:hAnsi="Times New Roman"/>
+          <w:i/>
+          <w:color w:val="FF0000"/>
+          <w:sz w:val="24"/>
+          <w:szCs w:val="24"/>
+        </w:rPr>
+        <w:t>Вірні:</w:t>
+      </w:r>
+      <w:r>
+        <w:rPr>
+          <w:rFonts w:ascii="Times New Roman" w:hAnsi="Times New Roman"/>
           <w:color w:val="FF0000"/>
           <w:sz w:val="24"/>
           <w:szCs w:val="24"/>
@@ -25715,44 +25566,6 @@
           <w:sz w:val="24"/>
           <w:szCs w:val="24"/>
         </w:rPr>
-        <w:t>Слава тобі, Христе Боже, надіє наша, слава тобі!</w:t>
-      </w:r>
-    </w:p>
-    <w:p>
-      <w:pPr>
-        <w:spacing w:after="120"/>
-        <w:jc w:val="both"/>
-        <w:rPr>
-          <w:rFonts w:ascii="Times New Roman" w:hAnsi="Times New Roman"/>
-          <w:sz w:val="24"/>
-          <w:szCs w:val="24"/>
-        </w:rPr>
-      </w:pPr>
-      <w:r>
-        <w:rPr>
-          <w:rFonts w:ascii="Times New Roman" w:hAnsi="Times New Roman"/>
-          <w:i/>
-          <w:color w:val="FF0000"/>
-          <w:sz w:val="24"/>
-          <w:szCs w:val="24"/>
-        </w:rPr>
-        <w:t>Вірні:</w:t>
-      </w:r>
-      <w:r>
-        <w:rPr>
-          <w:rFonts w:ascii="Times New Roman" w:hAnsi="Times New Roman"/>
-          <w:color w:val="FF0000"/>
-          <w:sz w:val="24"/>
-          <w:szCs w:val="24"/>
-        </w:rPr>
-        <w:t xml:space="preserve"> </w:t>
-      </w:r>
-      <w:r>
-        <w:rPr>
-          <w:rFonts w:ascii="Times New Roman" w:hAnsi="Times New Roman"/>
-          <w:sz w:val="24"/>
-          <w:szCs w:val="24"/>
-        </w:rPr>
         <w:t>Слава Отцю і Сину, і Святому Духові, і нині і повсякчас, і н</w:t>
       </w:r>
       <w:r>
@@ -25792,22 +25605,12 @@
       </w:r>
     </w:p>
     <w:p>
-      <w:pPr>
-        <w:spacing w:after="120"/>
-        <w:jc w:val="both"/>
-        <w:rPr>
-          <w:rFonts w:ascii="Times New Roman" w:hAnsi="Times New Roman"/>
-          <w:sz w:val="24"/>
-          <w:szCs w:val="24"/>
-        </w:rPr>
-      </w:pPr>
-      <w:r>
-        <w:rPr>
-          <w:rFonts w:ascii="Times New Roman" w:hAnsi="Times New Roman"/>
-          <w:i/>
-          <w:color w:val="FF0000"/>
-          <w:sz w:val="24"/>
-          <w:szCs w:val="24"/>
+      <w:r>
+        <w:rPr>
+          <w:rFonts w:ascii="Times New Roman" w:hAnsi="Times New Roman"/>
+          <w:i/>
+          <w:color w:val="FF4400"/>
+          <w:sz w:val="24"/>
         </w:rPr>
         <w:t>Священик:</w:t>
       </w:r>
@@ -25815,52 +25618,8 @@
         <w:rPr>
           <w:rFonts w:ascii="Times New Roman" w:hAnsi="Times New Roman"/>
           <w:sz w:val="24"/>
-          <w:szCs w:val="24"/>
-        </w:rPr>
-        <w:t xml:space="preserve"> Христос, істинний Бог наш, що на горі Таворській у славі преобразився перед своїми учнями й апостолами, спасення нашого ради, молитвами пречистої своєї Матері, святих, славних і всехвальни</w:t>
-      </w:r>
-      <w:r>
-        <w:rPr>
-          <w:rFonts w:ascii="Times New Roman" w:hAnsi="Times New Roman"/>
-          <w:sz w:val="24"/>
-          <w:szCs w:val="24"/>
-        </w:rPr>
-        <w:t xml:space="preserve">х апостолів, і святого </w:t>
-      </w:r>
-      <w:r>
-        <w:rPr>
-          <w:rFonts w:ascii="Times New Roman" w:hAnsi="Times New Roman"/>
-          <w:i/>
-          <w:color w:val="FF0000"/>
-          <w:sz w:val="24"/>
-          <w:szCs w:val="24"/>
-        </w:rPr>
-        <w:t>(ім'я, якого є храм)</w:t>
-      </w:r>
-      <w:r>
-        <w:rPr>
-          <w:rFonts w:ascii="Times New Roman" w:hAnsi="Times New Roman"/>
-          <w:sz w:val="24"/>
-          <w:szCs w:val="24"/>
-        </w:rPr>
-        <w:t xml:space="preserve">, і святого отця нашого </w:t>
-      </w:r>
-      <w:r>
-        <w:rPr>
-          <w:rFonts w:ascii="Times New Roman" w:hAnsi="Times New Roman"/>
-          <w:color w:val="000000"/>
-          <w:sz w:val="24"/>
-          <w:szCs w:val="24"/>
-        </w:rPr>
-        <w:t>Еміліяна, ісповідника, єпископа Кизицького,</w:t>
-      </w:r>
-      <w:r>
-        <w:rPr>
-          <w:rFonts w:ascii="Times New Roman" w:hAnsi="Times New Roman"/>
-          <w:sz w:val="24"/>
-          <w:szCs w:val="24"/>
-        </w:rPr>
-        <w:t xml:space="preserve"> і всіх святих, помилує і спасе нас, як благий і людинолюбний.</w:t>
+        </w:rPr>
+        <w:t xml:space="preserve"> Христос, істинний Бог наш, що на горі Таворській у славі переобразився перед святими Своїми учнями й апостолами, святого мученика й архидиякона Лаврентія і всіх святих - помилує і спасе нас як благий і людинолюбний.</w:t>
       </w:r>
     </w:p>
     <w:p>
